--- a/files/REFLECTION/Reflection.docx
+++ b/files/REFLECTION/Reflection.docx
@@ -1,46 +1,178 @@
 
 <file path=word/document.xml><?xml version="1.0" encoding="utf-8"?>
-<w:document xmlns:wpc="http://schemas.microsoft.com/office/word/2010/wordprocessingCanvas" xmlns:cx="http://schemas.microsoft.com/office/drawing/2014/chartex" xmlns:cx1="http://schemas.microsoft.com/office/drawing/2015/9/8/chartex" xmlns:cx2="http://schemas.microsoft.com/office/drawing/2015/10/21/chartex" xmlns:cx3="http://schemas.microsoft.com/office/drawing/2016/5/9/chartex" xmlns:cx4="http://schemas.microsoft.com/office/drawing/2016/5/10/chartex" xmlns:cx5="http://schemas.microsoft.com/office/drawing/2016/5/11/chartex" xmlns:cx6="http://schemas.microsoft.com/office/drawing/2016/5/12/chartex" xmlns:cx7="http://schemas.microsoft.com/office/drawing/2016/5/13/chartex" xmlns:cx8="http://schemas.microsoft.com/office/drawing/2016/5/14/chartex" xmlns:mc="http://schemas.openxmlformats.org/markup-compatibility/2006" xmlns:aink="http://schemas.microsoft.com/office/drawing/2016/ink" xmlns:am3d="http://schemas.microsoft.com/office/drawing/2017/model3d" xmlns:o="urn:schemas-microsoft-com:office:office" xmlns:oel="http://schemas.microsoft.com/office/2019/extlst" xmlns:r="http://schemas.openxmlformats.org/officeDocument/2006/relationships" xmlns:m="http://schemas.openxmlformats.org/officeDocument/2006/math" xmlns:v="urn:schemas-microsoft-com:vml" xmlns:wp14="http://schemas.microsoft.com/office/word/2010/wordprocessingDrawing" xmlns:wp="http://schemas.openxmlformats.org/drawingml/2006/wordprocessingDrawing" xmlns:w10="urn:schemas-microsoft-com:office:word" xmlns:w="http://schemas.openxmlformats.org/wordprocessingml/2006/main" xmlns:w14="http://schemas.microsoft.com/office/word/2010/wordml" xmlns:w15="http://schemas.microsoft.com/office/word/2012/wordml" xmlns:w16cex="http://schemas.microsoft.com/office/word/2018/wordml/cex" xmlns:w16cid="http://schemas.microsoft.com/office/word/2016/wordml/cid" xmlns:w16="http://schemas.microsoft.com/office/word/2018/wordml" xmlns:w16du="http://schemas.microsoft.com/office/word/2023/wordml/word16du" xmlns:w16sdtdh="http://schemas.microsoft.com/office/word/2020/wordml/sdtdatahash" xmlns:w16sdtfl="http://schemas.microsoft.com/office/word/2024/wordml/sdtformatlock" xmlns:w16se="http://schemas.microsoft.com/office/word/2015/wordml/symex" xmlns:wpg="http://schemas.microsoft.com/office/word/2010/wordprocessingGroup" xmlns:wpi="http://schemas.microsoft.com/office/word/2010/wordprocessingInk" xmlns:wne="http://schemas.microsoft.com/office/word/2006/wordml" xmlns:wps="http://schemas.microsoft.com/office/word/2010/wordprocessingShape" mc:Ignorable="w14 w15 w16se w16cid w16 w16cex w16sdtdh w16sdtfl w16du wp14">
+<w:document xmlns:wpc="http://schemas.microsoft.com/office/word/2010/wordprocessingCanvas" xmlns:cx="http://schemas.microsoft.com/office/drawing/2014/chartex" xmlns:cx1="http://schemas.microsoft.com/office/drawing/2015/9/8/chartex" xmlns:cx2="http://schemas.microsoft.com/office/drawing/2015/10/21/chartex" xmlns:cx3="http://schemas.microsoft.com/office/drawing/2016/5/9/chartex" xmlns:cx4="http://schemas.microsoft.com/office/drawing/2016/5/10/chartex" xmlns:cx5="http://schemas.microsoft.com/office/drawing/2016/5/11/chartex" xmlns:cx6="http://schemas.microsoft.com/office/drawing/2016/5/12/chartex" xmlns:cx7="http://schemas.microsoft.com/office/drawing/2016/5/13/chartex" xmlns:cx8="http://schemas.microsoft.com/office/drawing/2016/5/14/chartex" xmlns:mc="http://schemas.openxmlformats.org/markup-compatibility/2006" xmlns:m="http://schemas.openxmlformats.org/officeDocument/2006/math" xmlns:aink="http://schemas.microsoft.com/office/drawing/2016/ink" xmlns:am3d="http://schemas.microsoft.com/office/drawing/2017/model3d" xmlns:oel="http://schemas.microsoft.com/office/2019/extlst" xmlns:r="http://schemas.openxmlformats.org/officeDocument/2006/relationships" xmlns:wp14="http://schemas.microsoft.com/office/word/2010/wordprocessingDrawing" xmlns:wp="http://schemas.openxmlformats.org/drawingml/2006/wordprocessingDrawing" xmlns:wpg="http://schemas.microsoft.com/office/word/2010/wordprocessingGroup" xmlns:wpi="http://schemas.microsoft.com/office/word/2010/wordprocessingInk" xmlns:wps="http://schemas.microsoft.com/office/word/2010/wordprocessingShape" xmlns:o="urn:schemas-microsoft-com:office:office" xmlns:v="urn:schemas-microsoft-com:vml" xmlns:w10="urn:schemas-microsoft-com:office:word" xmlns:w="http://schemas.openxmlformats.org/wordprocessingml/2006/main" xmlns:w14="http://schemas.microsoft.com/office/word/2010/wordml" xmlns:w15="http://schemas.microsoft.com/office/word/2012/wordml" xmlns:w16cex="http://schemas.microsoft.com/office/word/2018/wordml/cex" xmlns:w16cid="http://schemas.microsoft.com/office/word/2016/wordml/cid" xmlns:w16="http://schemas.microsoft.com/office/word/2018/wordml" xmlns:w16sdtdh="http://schemas.microsoft.com/office/word/2020/wordml/sdtdatahash" xmlns:w16sdtfl="http://schemas.microsoft.com/office/word/2024/wordml/sdtformatlock" xmlns:w16se="http://schemas.microsoft.com/office/word/2015/wordml/symex" xmlns:w16du="http://schemas.microsoft.com/office/word/2023/wordml/word16du" xmlns:wne="http://schemas.microsoft.com/office/word/2006/wordml" mc:Ignorable="w14 w15 w16se w16cid w16 w16cex w16sdtdh w16sdtfl w16du wp14">
   <w:body>
     <w:p>
-      <w:r>
-        <w:t xml:space="preserve">     Technology integration in education is often understood as simply using computers, gadgets, and online applications during classroom discussions. However, technology integration goes beyond the use of digital tools. It involves selecting and applying appropriate technologies to make teaching more effective, meaningful, and accessible to learners.</w:t>
-      </w:r>
-    </w:p>
-    <w:p/>
-    <w:p>
-      <w:r>
-        <w:t xml:space="preserve">     Understanding the different foundational terms in technology provides a broader perspective on how technology supports education. Each concept serves a different purpose, from communicating information and delivering instruction to providing learning resources and improving students’ understanding. It also emphasizes that effective learning does not always require advanced devices or an internet connection. Even simple technological resources can contribute to meaningful learning when used appropriately.</w:t>
-      </w:r>
-    </w:p>
-    <w:p/>
-    <w:p>
-      <w:r>
-        <w:t xml:space="preserve">     In mathematics education, technology can help students understand abstract concepts through visual representations, interactive activities, and practical applications. However, the effectiveness of technology depends on how well it supports the learning objectives and addresses students’ needs. Teachers must carefully choose tools that encourage participation, understanding, and critical thinking rather than simply making lessons more entertaining.</w:t>
-      </w:r>
-    </w:p>
-    <w:p/>
-    <w:p>
-      <w:r>
-        <w:t xml:space="preserve">     </w:t>
-      </w:r>
-      <w:r>
-        <w:t>Overall, technology integration is not about using the most advanced tools but about using available resources with purpose and creativity to create meaningful learning experiences.</w:t>
-      </w:r>
-    </w:p>
-    <w:p/>
+      <w:pPr>
+        <w:spacing w:after="0" w:line="259" w:lineRule="auto"/>
+        <w:ind w:left="990" w:firstLine="0"/>
+        <w:jc w:val="left"/>
+      </w:pPr>
+      <w:r>
+        <w:rPr>
+          <w:noProof/>
+        </w:rPr>
+        <w:drawing>
+          <wp:inline distT="0" distB="0" distL="0" distR="0" wp14:anchorId="0ACA9A25" wp14:editId="19883EEE">
+            <wp:extent cx="4686300" cy="1074420"/>
+            <wp:effectExtent l="0" t="0" r="0" b="0"/>
+            <wp:docPr id="107" name="Picture 107"/>
+            <wp:cNvGraphicFramePr/>
+            <a:graphic xmlns:a="http://schemas.openxmlformats.org/drawingml/2006/main">
+              <a:graphicData uri="http://schemas.openxmlformats.org/drawingml/2006/picture">
+                <pic:pic xmlns:pic="http://schemas.openxmlformats.org/drawingml/2006/picture">
+                  <pic:nvPicPr>
+                    <pic:cNvPr id="107" name="Picture 107"/>
+                    <pic:cNvPicPr/>
+                  </pic:nvPicPr>
+                  <pic:blipFill>
+                    <a:blip r:embed="rId4"/>
+                    <a:stretch>
+                      <a:fillRect/>
+                    </a:stretch>
+                  </pic:blipFill>
+                  <pic:spPr>
+                    <a:xfrm>
+                      <a:off x="0" y="0"/>
+                      <a:ext cx="4686300" cy="1074420"/>
+                    </a:xfrm>
+                    <a:prstGeom prst="rect">
+                      <a:avLst/>
+                    </a:prstGeom>
+                  </pic:spPr>
+                </pic:pic>
+              </a:graphicData>
+            </a:graphic>
+          </wp:inline>
+        </w:drawing>
+      </w:r>
+    </w:p>
+    <w:p>
+      <w:pPr>
+        <w:spacing w:after="0" w:line="259" w:lineRule="auto"/>
+        <w:ind w:left="0" w:right="984" w:firstLine="0"/>
+        <w:jc w:val="left"/>
+      </w:pPr>
+      <w:r>
+        <w:t xml:space="preserve"> </w:t>
+      </w:r>
+      <w:r>
+        <w:tab/>
+        <w:t xml:space="preserve"> </w:t>
+      </w:r>
+    </w:p>
+    <w:p>
+      <w:pPr>
+        <w:spacing w:after="0" w:line="259" w:lineRule="auto"/>
+        <w:ind w:left="0" w:firstLine="0"/>
+        <w:jc w:val="left"/>
+      </w:pPr>
+      <w:r>
+        <w:t xml:space="preserve"> </w:t>
+      </w:r>
+    </w:p>
+    <w:p>
+      <w:pPr>
+        <w:spacing w:after="0"/>
+        <w:ind w:left="-5" w:right="-13"/>
+      </w:pPr>
+      <w:r>
+        <w:t xml:space="preserve">       </w:t>
+      </w:r>
+      <w:r>
+        <w:t xml:space="preserve">Technology integration in education is often understood as simply using computers, gadgets, and online applications during classroom discussions. However, technology integration goes beyond the use of digital tools. It involves selecting and applying appropriate technologies to make teaching more effective, meaningful, and accessible to learners. </w:t>
+      </w:r>
+    </w:p>
+    <w:p>
+      <w:pPr>
+        <w:spacing w:after="181" w:line="259" w:lineRule="auto"/>
+        <w:ind w:left="0" w:firstLine="0"/>
+        <w:jc w:val="left"/>
+      </w:pPr>
+      <w:r>
+        <w:t xml:space="preserve"> </w:t>
+      </w:r>
+    </w:p>
+    <w:p>
+      <w:pPr>
+        <w:ind w:left="-5" w:right="-13"/>
+      </w:pPr>
+      <w:r>
+        <w:t xml:space="preserve"> </w:t>
+      </w:r>
+      <w:r>
+        <w:t xml:space="preserve">       </w:t>
+      </w:r>
+      <w:r>
+        <w:t xml:space="preserve">Understanding the different foundational terms in technology provides a broader perspective on how technology supports education. Each concept serves a different purpose, from communicating information and delivering instruction to providing learning resources and improving students’ understanding. It also emphasizes that effective learning does not always require advanced devices or an internet connection. Even simple technological resources can contribute to meaningful learning when used appropriately. </w:t>
+      </w:r>
+    </w:p>
+    <w:p>
+      <w:pPr>
+        <w:spacing w:after="181" w:line="259" w:lineRule="auto"/>
+        <w:ind w:left="0" w:firstLine="0"/>
+        <w:jc w:val="left"/>
+      </w:pPr>
+      <w:r>
+        <w:t xml:space="preserve"> </w:t>
+      </w:r>
+    </w:p>
+    <w:p>
+      <w:pPr>
+        <w:ind w:left="-5" w:right="-13"/>
+      </w:pPr>
+      <w:r>
+        <w:t xml:space="preserve"> </w:t>
+      </w:r>
+      <w:r>
+        <w:t xml:space="preserve">       </w:t>
+      </w:r>
+      <w:r>
+        <w:t xml:space="preserve">In mathematics education, technology can help students understand abstract concepts through visual representations, interactive activities, and practical applications. However, the effectiveness of technology depends on how well it supports the learning objectives and addresses students’ needs. Teachers must carefully choose tools that encourage participation, understanding, and critical thinking rather than simply making lessons more entertaining. </w:t>
+      </w:r>
+    </w:p>
+    <w:p>
+      <w:pPr>
+        <w:spacing w:after="181" w:line="259" w:lineRule="auto"/>
+        <w:ind w:left="0" w:firstLine="0"/>
+        <w:jc w:val="left"/>
+      </w:pPr>
+      <w:r>
+        <w:t xml:space="preserve"> </w:t>
+      </w:r>
+    </w:p>
+    <w:p>
+      <w:pPr>
+        <w:ind w:right="-13"/>
+      </w:pPr>
+      <w:r>
+        <w:t xml:space="preserve">       </w:t>
+      </w:r>
+      <w:r>
+        <w:t xml:space="preserve">Overall, technology integration is not about using the most advanced tools but about using available resources with purpose and creativity to create meaningful learning experiences. </w:t>
+      </w:r>
+    </w:p>
+    <w:p>
+      <w:pPr>
+        <w:spacing w:after="0" w:line="259" w:lineRule="auto"/>
+        <w:ind w:left="0" w:firstLine="0"/>
+        <w:jc w:val="left"/>
+      </w:pPr>
+      <w:r>
+        <w:t xml:space="preserve"> </w:t>
+      </w:r>
+    </w:p>
     <w:sectPr>
       <w:pgSz w:w="12240" w:h="15840"/>
-      <w:pgMar w:top="1440" w:right="1440" w:bottom="1440" w:left="1440" w:header="708" w:footer="708" w:gutter="0"/>
-      <w:cols w:space="708"/>
-      <w:docGrid w:linePitch="360"/>
+      <w:pgMar w:top="468" w:right="1446" w:bottom="1440" w:left="1441" w:header="720" w:footer="720" w:gutter="0"/>
+      <w:cols w:space="720"/>
     </w:sectPr>
   </w:body>
 </w:document>
 </file>
 
 <file path=word/styles.xml><?xml version="1.0" encoding="utf-8"?>
-<w:styles xmlns:mc="http://schemas.openxmlformats.org/markup-compatibility/2006" xmlns:r="http://schemas.openxmlformats.org/officeDocument/2006/relationships" xmlns:w="http://schemas.openxmlformats.org/wordprocessingml/2006/main" xmlns:w14="http://schemas.microsoft.com/office/word/2010/wordml" xmlns:w15="http://schemas.microsoft.com/office/word/2012/wordml" xmlns:w16cex="http://schemas.microsoft.com/office/word/2018/wordml/cex" xmlns:w16cid="http://schemas.microsoft.com/office/word/2016/wordml/cid" xmlns:w16="http://schemas.microsoft.com/office/word/2018/wordml" xmlns:w16du="http://schemas.microsoft.com/office/word/2023/wordml/word16du" xmlns:w16sdtdh="http://schemas.microsoft.com/office/word/2020/wordml/sdtdatahash" xmlns:w16sdtfl="http://schemas.microsoft.com/office/word/2024/wordml/sdtformatlock" xmlns:w16se="http://schemas.microsoft.com/office/word/2015/wordml/symex" mc:Ignorable="w14 w15 w16se w16cid w16 w16cex w16sdtdh w16sdtfl w16du">
+<w:styles xmlns:mc="http://schemas.openxmlformats.org/markup-compatibility/2006" xmlns:r="http://schemas.openxmlformats.org/officeDocument/2006/relationships" xmlns:w="http://schemas.openxmlformats.org/wordprocessingml/2006/main" xmlns:w14="http://schemas.microsoft.com/office/word/2010/wordml" xmlns:w15="http://schemas.microsoft.com/office/word/2012/wordml" xmlns:w16cex="http://schemas.microsoft.com/office/word/2018/wordml/cex" xmlns:w16cid="http://schemas.microsoft.com/office/word/2016/wordml/cid" xmlns:w16="http://schemas.microsoft.com/office/word/2018/wordml" xmlns:w16sdtdh="http://schemas.microsoft.com/office/word/2020/wordml/sdtdatahash" xmlns:w16sdtfl="http://schemas.microsoft.com/office/word/2024/wordml/sdtformatlock" xmlns:w16se="http://schemas.microsoft.com/office/word/2015/wordml/symex" xmlns:w16du="http://schemas.microsoft.com/office/word/2023/wordml/word16du" mc:Ignorable="w14 w15 w16se w16cid w16 w16cex w16sdtdh w16sdtfl w16du">
   <w:docDefaults>
     <w:rPrDefault>
       <w:rPr>
@@ -48,7 +180,7 @@
         <w:kern w:val="2"/>
         <w:sz w:val="24"/>
         <w:szCs w:val="24"/>
-        <w:lang w:val="en-GB" w:eastAsia="en-US" w:bidi="ar-SA"/>
+        <w:lang w:val="en-US" w:eastAsia="en-US" w:bidi="ar-SA"/>
         <w14:ligatures w14:val="standardContextual"/>
       </w:rPr>
     </w:rPrDefault>
@@ -439,204 +571,15 @@
   <w:style w:type="paragraph" w:default="1" w:styleId="Normal">
     <w:name w:val="Normal"/>
     <w:qFormat/>
-  </w:style>
-  <w:style w:type="paragraph" w:styleId="Heading1">
-    <w:name w:val="heading 1"/>
-    <w:basedOn w:val="Normal"/>
-    <w:next w:val="Normal"/>
-    <w:link w:val="Heading1Char"/>
-    <w:uiPriority w:val="9"/>
-    <w:qFormat/>
-    <w:rsid w:val="00DF7198"/>
     <w:pPr>
-      <w:keepNext/>
-      <w:keepLines/>
-      <w:spacing w:before="360" w:after="80"/>
-      <w:outlineLvl w:val="0"/>
+      <w:spacing w:after="161" w:line="276" w:lineRule="auto"/>
+      <w:ind w:left="10" w:hanging="10"/>
+      <w:jc w:val="both"/>
     </w:pPr>
     <w:rPr>
-      <w:rFonts w:asciiTheme="majorHAnsi" w:eastAsiaTheme="majorEastAsia" w:hAnsiTheme="majorHAnsi" w:cstheme="majorBidi"/>
-      <w:color w:val="0F4761" w:themeColor="accent1" w:themeShade="BF"/>
-      <w:sz w:val="40"/>
-      <w:szCs w:val="40"/>
-    </w:rPr>
-  </w:style>
-  <w:style w:type="paragraph" w:styleId="Heading2">
-    <w:name w:val="heading 2"/>
-    <w:basedOn w:val="Normal"/>
-    <w:next w:val="Normal"/>
-    <w:link w:val="Heading2Char"/>
-    <w:uiPriority w:val="9"/>
-    <w:semiHidden/>
-    <w:unhideWhenUsed/>
-    <w:qFormat/>
-    <w:rsid w:val="00DF7198"/>
-    <w:pPr>
-      <w:keepNext/>
-      <w:keepLines/>
-      <w:spacing w:before="160" w:after="80"/>
-      <w:outlineLvl w:val="1"/>
-    </w:pPr>
-    <w:rPr>
-      <w:rFonts w:asciiTheme="majorHAnsi" w:eastAsiaTheme="majorEastAsia" w:hAnsiTheme="majorHAnsi" w:cstheme="majorBidi"/>
-      <w:color w:val="0F4761" w:themeColor="accent1" w:themeShade="BF"/>
-      <w:sz w:val="32"/>
-      <w:szCs w:val="32"/>
-    </w:rPr>
-  </w:style>
-  <w:style w:type="paragraph" w:styleId="Heading3">
-    <w:name w:val="heading 3"/>
-    <w:basedOn w:val="Normal"/>
-    <w:next w:val="Normal"/>
-    <w:link w:val="Heading3Char"/>
-    <w:uiPriority w:val="9"/>
-    <w:semiHidden/>
-    <w:unhideWhenUsed/>
-    <w:qFormat/>
-    <w:rsid w:val="00DF7198"/>
-    <w:pPr>
-      <w:keepNext/>
-      <w:keepLines/>
-      <w:spacing w:before="160" w:after="80"/>
-      <w:outlineLvl w:val="2"/>
-    </w:pPr>
-    <w:rPr>
-      <w:rFonts w:eastAsiaTheme="majorEastAsia" w:cstheme="majorBidi"/>
-      <w:color w:val="0F4761" w:themeColor="accent1" w:themeShade="BF"/>
-      <w:sz w:val="28"/>
-      <w:szCs w:val="28"/>
-    </w:rPr>
-  </w:style>
-  <w:style w:type="paragraph" w:styleId="Heading4">
-    <w:name w:val="heading 4"/>
-    <w:basedOn w:val="Normal"/>
-    <w:next w:val="Normal"/>
-    <w:link w:val="Heading4Char"/>
-    <w:uiPriority w:val="9"/>
-    <w:semiHidden/>
-    <w:unhideWhenUsed/>
-    <w:qFormat/>
-    <w:rsid w:val="00DF7198"/>
-    <w:pPr>
-      <w:keepNext/>
-      <w:keepLines/>
-      <w:spacing w:before="80" w:after="40"/>
-      <w:outlineLvl w:val="3"/>
-    </w:pPr>
-    <w:rPr>
-      <w:rFonts w:eastAsiaTheme="majorEastAsia" w:cstheme="majorBidi"/>
-      <w:i/>
-      <w:iCs/>
-      <w:color w:val="0F4761" w:themeColor="accent1" w:themeShade="BF"/>
-    </w:rPr>
-  </w:style>
-  <w:style w:type="paragraph" w:styleId="Heading5">
-    <w:name w:val="heading 5"/>
-    <w:basedOn w:val="Normal"/>
-    <w:next w:val="Normal"/>
-    <w:link w:val="Heading5Char"/>
-    <w:uiPriority w:val="9"/>
-    <w:semiHidden/>
-    <w:unhideWhenUsed/>
-    <w:qFormat/>
-    <w:rsid w:val="00DF7198"/>
-    <w:pPr>
-      <w:keepNext/>
-      <w:keepLines/>
-      <w:spacing w:before="80" w:after="40"/>
-      <w:outlineLvl w:val="4"/>
-    </w:pPr>
-    <w:rPr>
-      <w:rFonts w:eastAsiaTheme="majorEastAsia" w:cstheme="majorBidi"/>
-      <w:color w:val="0F4761" w:themeColor="accent1" w:themeShade="BF"/>
-    </w:rPr>
-  </w:style>
-  <w:style w:type="paragraph" w:styleId="Heading6">
-    <w:name w:val="heading 6"/>
-    <w:basedOn w:val="Normal"/>
-    <w:next w:val="Normal"/>
-    <w:link w:val="Heading6Char"/>
-    <w:uiPriority w:val="9"/>
-    <w:semiHidden/>
-    <w:unhideWhenUsed/>
-    <w:qFormat/>
-    <w:rsid w:val="00DF7198"/>
-    <w:pPr>
-      <w:keepNext/>
-      <w:keepLines/>
-      <w:spacing w:before="40" w:after="0"/>
-      <w:outlineLvl w:val="5"/>
-    </w:pPr>
-    <w:rPr>
-      <w:rFonts w:eastAsiaTheme="majorEastAsia" w:cstheme="majorBidi"/>
-      <w:i/>
-      <w:iCs/>
-      <w:color w:val="595959" w:themeColor="text1" w:themeTint="A6"/>
-    </w:rPr>
-  </w:style>
-  <w:style w:type="paragraph" w:styleId="Heading7">
-    <w:name w:val="heading 7"/>
-    <w:basedOn w:val="Normal"/>
-    <w:next w:val="Normal"/>
-    <w:link w:val="Heading7Char"/>
-    <w:uiPriority w:val="9"/>
-    <w:semiHidden/>
-    <w:unhideWhenUsed/>
-    <w:qFormat/>
-    <w:rsid w:val="00DF7198"/>
-    <w:pPr>
-      <w:keepNext/>
-      <w:keepLines/>
-      <w:spacing w:before="40" w:after="0"/>
-      <w:outlineLvl w:val="6"/>
-    </w:pPr>
-    <w:rPr>
-      <w:rFonts w:eastAsiaTheme="majorEastAsia" w:cstheme="majorBidi"/>
-      <w:color w:val="595959" w:themeColor="text1" w:themeTint="A6"/>
-    </w:rPr>
-  </w:style>
-  <w:style w:type="paragraph" w:styleId="Heading8">
-    <w:name w:val="heading 8"/>
-    <w:basedOn w:val="Normal"/>
-    <w:next w:val="Normal"/>
-    <w:link w:val="Heading8Char"/>
-    <w:uiPriority w:val="9"/>
-    <w:semiHidden/>
-    <w:unhideWhenUsed/>
-    <w:qFormat/>
-    <w:rsid w:val="00DF7198"/>
-    <w:pPr>
-      <w:keepNext/>
-      <w:keepLines/>
-      <w:spacing w:after="0"/>
-      <w:outlineLvl w:val="7"/>
-    </w:pPr>
-    <w:rPr>
-      <w:rFonts w:eastAsiaTheme="majorEastAsia" w:cstheme="majorBidi"/>
-      <w:i/>
-      <w:iCs/>
-      <w:color w:val="272727" w:themeColor="text1" w:themeTint="D8"/>
-    </w:rPr>
-  </w:style>
-  <w:style w:type="paragraph" w:styleId="Heading9">
-    <w:name w:val="heading 9"/>
-    <w:basedOn w:val="Normal"/>
-    <w:next w:val="Normal"/>
-    <w:link w:val="Heading9Char"/>
-    <w:uiPriority w:val="9"/>
-    <w:semiHidden/>
-    <w:unhideWhenUsed/>
-    <w:qFormat/>
-    <w:rsid w:val="00DF7198"/>
-    <w:pPr>
-      <w:keepNext/>
-      <w:keepLines/>
-      <w:spacing w:after="0"/>
-      <w:outlineLvl w:val="8"/>
-    </w:pPr>
-    <w:rPr>
-      <w:rFonts w:eastAsiaTheme="majorEastAsia" w:cstheme="majorBidi"/>
-      <w:color w:val="272727" w:themeColor="text1" w:themeTint="D8"/>
+      <w:rFonts w:ascii="Tahoma" w:eastAsia="Tahoma" w:hAnsi="Tahoma" w:cs="Tahoma"/>
+      <w:color w:val="000000"/>
+      <w:lang w:bidi="en-US"/>
     </w:rPr>
   </w:style>
   <w:style w:type="character" w:default="1" w:styleId="DefaultParagraphFont">
@@ -665,319 +608,6 @@
     <w:uiPriority w:val="99"/>
     <w:semiHidden/>
     <w:unhideWhenUsed/>
-  </w:style>
-  <w:style w:type="character" w:customStyle="1" w:styleId="Heading1Char">
-    <w:name w:val="Heading 1 Char"/>
-    <w:basedOn w:val="DefaultParagraphFont"/>
-    <w:link w:val="Heading1"/>
-    <w:uiPriority w:val="9"/>
-    <w:rsid w:val="00DF7198"/>
-    <w:rPr>
-      <w:rFonts w:asciiTheme="majorHAnsi" w:eastAsiaTheme="majorEastAsia" w:hAnsiTheme="majorHAnsi" w:cstheme="majorBidi"/>
-      <w:color w:val="0F4761" w:themeColor="accent1" w:themeShade="BF"/>
-      <w:sz w:val="40"/>
-      <w:szCs w:val="40"/>
-    </w:rPr>
-  </w:style>
-  <w:style w:type="character" w:customStyle="1" w:styleId="Heading2Char">
-    <w:name w:val="Heading 2 Char"/>
-    <w:basedOn w:val="DefaultParagraphFont"/>
-    <w:link w:val="Heading2"/>
-    <w:uiPriority w:val="9"/>
-    <w:semiHidden/>
-    <w:rsid w:val="00DF7198"/>
-    <w:rPr>
-      <w:rFonts w:asciiTheme="majorHAnsi" w:eastAsiaTheme="majorEastAsia" w:hAnsiTheme="majorHAnsi" w:cstheme="majorBidi"/>
-      <w:color w:val="0F4761" w:themeColor="accent1" w:themeShade="BF"/>
-      <w:sz w:val="32"/>
-      <w:szCs w:val="32"/>
-    </w:rPr>
-  </w:style>
-  <w:style w:type="character" w:customStyle="1" w:styleId="Heading3Char">
-    <w:name w:val="Heading 3 Char"/>
-    <w:basedOn w:val="DefaultParagraphFont"/>
-    <w:link w:val="Heading3"/>
-    <w:uiPriority w:val="9"/>
-    <w:semiHidden/>
-    <w:rsid w:val="00DF7198"/>
-    <w:rPr>
-      <w:rFonts w:eastAsiaTheme="majorEastAsia" w:cstheme="majorBidi"/>
-      <w:color w:val="0F4761" w:themeColor="accent1" w:themeShade="BF"/>
-      <w:sz w:val="28"/>
-      <w:szCs w:val="28"/>
-    </w:rPr>
-  </w:style>
-  <w:style w:type="character" w:customStyle="1" w:styleId="Heading4Char">
-    <w:name w:val="Heading 4 Char"/>
-    <w:basedOn w:val="DefaultParagraphFont"/>
-    <w:link w:val="Heading4"/>
-    <w:uiPriority w:val="9"/>
-    <w:semiHidden/>
-    <w:rsid w:val="00DF7198"/>
-    <w:rPr>
-      <w:rFonts w:eastAsiaTheme="majorEastAsia" w:cstheme="majorBidi"/>
-      <w:i/>
-      <w:iCs/>
-      <w:color w:val="0F4761" w:themeColor="accent1" w:themeShade="BF"/>
-    </w:rPr>
-  </w:style>
-  <w:style w:type="character" w:customStyle="1" w:styleId="Heading5Char">
-    <w:name w:val="Heading 5 Char"/>
-    <w:basedOn w:val="DefaultParagraphFont"/>
-    <w:link w:val="Heading5"/>
-    <w:uiPriority w:val="9"/>
-    <w:semiHidden/>
-    <w:rsid w:val="00DF7198"/>
-    <w:rPr>
-      <w:rFonts w:eastAsiaTheme="majorEastAsia" w:cstheme="majorBidi"/>
-      <w:color w:val="0F4761" w:themeColor="accent1" w:themeShade="BF"/>
-    </w:rPr>
-  </w:style>
-  <w:style w:type="character" w:customStyle="1" w:styleId="Heading6Char">
-    <w:name w:val="Heading 6 Char"/>
-    <w:basedOn w:val="DefaultParagraphFont"/>
-    <w:link w:val="Heading6"/>
-    <w:uiPriority w:val="9"/>
-    <w:semiHidden/>
-    <w:rsid w:val="00DF7198"/>
-    <w:rPr>
-      <w:rFonts w:eastAsiaTheme="majorEastAsia" w:cstheme="majorBidi"/>
-      <w:i/>
-      <w:iCs/>
-      <w:color w:val="595959" w:themeColor="text1" w:themeTint="A6"/>
-    </w:rPr>
-  </w:style>
-  <w:style w:type="character" w:customStyle="1" w:styleId="Heading7Char">
-    <w:name w:val="Heading 7 Char"/>
-    <w:basedOn w:val="DefaultParagraphFont"/>
-    <w:link w:val="Heading7"/>
-    <w:uiPriority w:val="9"/>
-    <w:semiHidden/>
-    <w:rsid w:val="00DF7198"/>
-    <w:rPr>
-      <w:rFonts w:eastAsiaTheme="majorEastAsia" w:cstheme="majorBidi"/>
-      <w:color w:val="595959" w:themeColor="text1" w:themeTint="A6"/>
-    </w:rPr>
-  </w:style>
-  <w:style w:type="character" w:customStyle="1" w:styleId="Heading8Char">
-    <w:name w:val="Heading 8 Char"/>
-    <w:basedOn w:val="DefaultParagraphFont"/>
-    <w:link w:val="Heading8"/>
-    <w:uiPriority w:val="9"/>
-    <w:semiHidden/>
-    <w:rsid w:val="00DF7198"/>
-    <w:rPr>
-      <w:rFonts w:eastAsiaTheme="majorEastAsia" w:cstheme="majorBidi"/>
-      <w:i/>
-      <w:iCs/>
-      <w:color w:val="272727" w:themeColor="text1" w:themeTint="D8"/>
-    </w:rPr>
-  </w:style>
-  <w:style w:type="character" w:customStyle="1" w:styleId="Heading9Char">
-    <w:name w:val="Heading 9 Char"/>
-    <w:basedOn w:val="DefaultParagraphFont"/>
-    <w:link w:val="Heading9"/>
-    <w:uiPriority w:val="9"/>
-    <w:semiHidden/>
-    <w:rsid w:val="00DF7198"/>
-    <w:rPr>
-      <w:rFonts w:eastAsiaTheme="majorEastAsia" w:cstheme="majorBidi"/>
-      <w:color w:val="272727" w:themeColor="text1" w:themeTint="D8"/>
-    </w:rPr>
-  </w:style>
-  <w:style w:type="paragraph" w:styleId="Title">
-    <w:name w:val="Title"/>
-    <w:basedOn w:val="Normal"/>
-    <w:next w:val="Normal"/>
-    <w:link w:val="TitleChar"/>
-    <w:uiPriority w:val="10"/>
-    <w:qFormat/>
-    <w:rsid w:val="00DF7198"/>
-    <w:pPr>
-      <w:spacing w:after="80" w:line="240" w:lineRule="auto"/>
-      <w:contextualSpacing/>
-    </w:pPr>
-    <w:rPr>
-      <w:rFonts w:asciiTheme="majorHAnsi" w:eastAsiaTheme="majorEastAsia" w:hAnsiTheme="majorHAnsi" w:cstheme="majorBidi"/>
-      <w:spacing w:val="-10"/>
-      <w:kern w:val="28"/>
-      <w:sz w:val="56"/>
-      <w:szCs w:val="56"/>
-    </w:rPr>
-  </w:style>
-  <w:style w:type="character" w:customStyle="1" w:styleId="TitleChar">
-    <w:name w:val="Title Char"/>
-    <w:basedOn w:val="DefaultParagraphFont"/>
-    <w:link w:val="Title"/>
-    <w:uiPriority w:val="10"/>
-    <w:rsid w:val="00DF7198"/>
-    <w:rPr>
-      <w:rFonts w:asciiTheme="majorHAnsi" w:eastAsiaTheme="majorEastAsia" w:hAnsiTheme="majorHAnsi" w:cstheme="majorBidi"/>
-      <w:spacing w:val="-10"/>
-      <w:kern w:val="28"/>
-      <w:sz w:val="56"/>
-      <w:szCs w:val="56"/>
-    </w:rPr>
-  </w:style>
-  <w:style w:type="paragraph" w:styleId="Subtitle">
-    <w:name w:val="Subtitle"/>
-    <w:basedOn w:val="Normal"/>
-    <w:next w:val="Normal"/>
-    <w:link w:val="SubtitleChar"/>
-    <w:uiPriority w:val="11"/>
-    <w:qFormat/>
-    <w:rsid w:val="00DF7198"/>
-    <w:pPr>
-      <w:numPr>
-        <w:ilvl w:val="1"/>
-      </w:numPr>
-    </w:pPr>
-    <w:rPr>
-      <w:rFonts w:eastAsiaTheme="majorEastAsia" w:cstheme="majorBidi"/>
-      <w:color w:val="595959" w:themeColor="text1" w:themeTint="A6"/>
-      <w:spacing w:val="15"/>
-      <w:sz w:val="28"/>
-      <w:szCs w:val="28"/>
-    </w:rPr>
-  </w:style>
-  <w:style w:type="character" w:customStyle="1" w:styleId="SubtitleChar">
-    <w:name w:val="Subtitle Char"/>
-    <w:basedOn w:val="DefaultParagraphFont"/>
-    <w:link w:val="Subtitle"/>
-    <w:uiPriority w:val="11"/>
-    <w:rsid w:val="00DF7198"/>
-    <w:rPr>
-      <w:rFonts w:eastAsiaTheme="majorEastAsia" w:cstheme="majorBidi"/>
-      <w:color w:val="595959" w:themeColor="text1" w:themeTint="A6"/>
-      <w:spacing w:val="15"/>
-      <w:sz w:val="28"/>
-      <w:szCs w:val="28"/>
-    </w:rPr>
-  </w:style>
-  <w:style w:type="paragraph" w:styleId="Quote">
-    <w:name w:val="Quote"/>
-    <w:basedOn w:val="Normal"/>
-    <w:next w:val="Normal"/>
-    <w:link w:val="QuoteChar"/>
-    <w:uiPriority w:val="29"/>
-    <w:qFormat/>
-    <w:rsid w:val="00DF7198"/>
-    <w:pPr>
-      <w:spacing w:before="160"/>
-      <w:jc w:val="center"/>
-    </w:pPr>
-    <w:rPr>
-      <w:i/>
-      <w:iCs/>
-      <w:color w:val="404040" w:themeColor="text1" w:themeTint="BF"/>
-    </w:rPr>
-  </w:style>
-  <w:style w:type="character" w:customStyle="1" w:styleId="QuoteChar">
-    <w:name w:val="Quote Char"/>
-    <w:basedOn w:val="DefaultParagraphFont"/>
-    <w:link w:val="Quote"/>
-    <w:uiPriority w:val="29"/>
-    <w:rsid w:val="00DF7198"/>
-    <w:rPr>
-      <w:i/>
-      <w:iCs/>
-      <w:color w:val="404040" w:themeColor="text1" w:themeTint="BF"/>
-    </w:rPr>
-  </w:style>
-  <w:style w:type="paragraph" w:styleId="ListParagraph">
-    <w:name w:val="List Paragraph"/>
-    <w:basedOn w:val="Normal"/>
-    <w:uiPriority w:val="34"/>
-    <w:qFormat/>
-    <w:rsid w:val="00DF7198"/>
-    <w:pPr>
-      <w:ind w:left="720"/>
-      <w:contextualSpacing/>
-    </w:pPr>
-  </w:style>
-  <w:style w:type="character" w:styleId="IntenseEmphasis">
-    <w:name w:val="Intense Emphasis"/>
-    <w:basedOn w:val="DefaultParagraphFont"/>
-    <w:uiPriority w:val="21"/>
-    <w:qFormat/>
-    <w:rsid w:val="00DF7198"/>
-    <w:rPr>
-      <w:i/>
-      <w:iCs/>
-      <w:color w:val="0F4761" w:themeColor="accent1" w:themeShade="BF"/>
-    </w:rPr>
-  </w:style>
-  <w:style w:type="paragraph" w:styleId="IntenseQuote">
-    <w:name w:val="Intense Quote"/>
-    <w:basedOn w:val="Normal"/>
-    <w:next w:val="Normal"/>
-    <w:link w:val="IntenseQuoteChar"/>
-    <w:uiPriority w:val="30"/>
-    <w:qFormat/>
-    <w:rsid w:val="00DF7198"/>
-    <w:pPr>
-      <w:pBdr>
-        <w:top w:val="single" w:sz="4" w:space="10" w:color="0F4761" w:themeColor="accent1" w:themeShade="BF"/>
-        <w:bottom w:val="single" w:sz="4" w:space="10" w:color="0F4761" w:themeColor="accent1" w:themeShade="BF"/>
-      </w:pBdr>
-      <w:spacing w:before="360" w:after="360"/>
-      <w:ind w:left="864" w:right="864"/>
-      <w:jc w:val="center"/>
-    </w:pPr>
-    <w:rPr>
-      <w:i/>
-      <w:iCs/>
-      <w:color w:val="0F4761" w:themeColor="accent1" w:themeShade="BF"/>
-    </w:rPr>
-  </w:style>
-  <w:style w:type="character" w:customStyle="1" w:styleId="IntenseQuoteChar">
-    <w:name w:val="Intense Quote Char"/>
-    <w:basedOn w:val="DefaultParagraphFont"/>
-    <w:link w:val="IntenseQuote"/>
-    <w:uiPriority w:val="30"/>
-    <w:rsid w:val="00DF7198"/>
-    <w:rPr>
-      <w:i/>
-      <w:iCs/>
-      <w:color w:val="0F4761" w:themeColor="accent1" w:themeShade="BF"/>
-    </w:rPr>
-  </w:style>
-  <w:style w:type="character" w:styleId="IntenseReference">
-    <w:name w:val="Intense Reference"/>
-    <w:basedOn w:val="DefaultParagraphFont"/>
-    <w:uiPriority w:val="32"/>
-    <w:qFormat/>
-    <w:rsid w:val="00DF7198"/>
-    <w:rPr>
-      <w:b/>
-      <w:bCs/>
-      <w:smallCaps/>
-      <w:color w:val="0F4761" w:themeColor="accent1" w:themeShade="BF"/>
-      <w:spacing w:val="5"/>
-    </w:rPr>
-  </w:style>
-  <w:style w:type="character" w:styleId="Hyperlink">
-    <w:name w:val="Hyperlink"/>
-    <w:basedOn w:val="DefaultParagraphFont"/>
-    <w:uiPriority w:val="99"/>
-    <w:unhideWhenUsed/>
-    <w:rsid w:val="00DF7198"/>
-    <w:rPr>
-      <w:color w:val="467886" w:themeColor="hyperlink"/>
-      <w:u w:val="single"/>
-    </w:rPr>
-  </w:style>
-  <w:style w:type="character" w:styleId="UnresolvedMention">
-    <w:name w:val="Unresolved Mention"/>
-    <w:basedOn w:val="DefaultParagraphFont"/>
-    <w:uiPriority w:val="99"/>
-    <w:semiHidden/>
-    <w:unhideWhenUsed/>
-    <w:rsid w:val="00DF7198"/>
-    <w:rPr>
-      <w:color w:val="605E5C"/>
-      <w:shd w:val="clear" w:color="auto" w:fill="E1DFDD"/>
-    </w:rPr>
   </w:style>
 </w:styles>
 </file>
